--- a/registry/jobs/2026-08-29_144109_watuppa_back-end-php-developer/application/cover-letter.docx
+++ b/registry/jobs/2026-08-29_144109_watuppa_back-end-php-developer/application/cover-letter.docx
@@ -4,26 +4,6 @@
   <w:body>
     <w:p>
       <w:pPr>
-        <w:pStyle w:val="1"/>
-        <w:pStyle w:val="Heading1"/>
-        <w:bidi w:val="false"/>
-        <w:spacing w:after="120" w:before="480"/>
-      </w:pPr>
-      <w:bookmarkStart w:name="_Toc_Cover_Letter_1" w:id="1"/>
-      <w:r>
-        <w:rPr>
-          <w:rFonts w:ascii="Aptos" w:cs="Aptos" w:eastAsia="Aptos" w:hAnsi="Aptos"/>
-          <w:color w:val="000000"/>
-          <w:sz w:val="32"/>
-          <w:szCs w:val="32"/>
-          <w:rtl w:val="false"/>
-        </w:rPr>
-        <w:t xml:space="preserve">Cover Letter</w:t>
-      </w:r>
-      <w:bookmarkEnd w:id="1"/>
-    </w:p>
-    <w:p>
-      <w:pPr>
         <w:bidi w:val="false"/>
         <w:spacing w:after="120" w:before="120" w:line="259.20000000000005"/>
         <w:jc w:val="left"/>
@@ -53,58 +33,109 @@
           <w:szCs w:val="24"/>
           <w:rtl w:val="false"/>
         </w:rPr>
-        <w:t xml:space="preserve">I am applying for the Back-end PHP Developer role at Watuppa. I bring more than fifteen years of backend experience, with production work in PHP, Laravel, Symfony, relational databases, AWS and service reliability.</w:t>
-      </w:r>
-    </w:p>
-    <w:p>
-      <w:pPr>
-        <w:bidi w:val="false"/>
-        <w:spacing w:after="120" w:before="120" w:line="259.20000000000005"/>
-        <w:jc w:val="left"/>
-      </w:pPr>
-      <w:r>
-        <w:rPr>
-          <w:rFonts w:ascii="Aptos" w:cs="Aptos" w:eastAsia="Aptos" w:hAnsi="Aptos"/>
-          <w:color w:val="000000"/>
-          <w:sz w:val="24"/>
-          <w:szCs w:val="24"/>
-          <w:rtl w:val="false"/>
-        </w:rPr>
-        <w:t xml:space="preserve">At airSlate, I developed and improved PHP backend services, investigated API and query bottlenecks, and helped move services toward Kubernetes with GitHub Actions and ArgoCD. This gave me practical experience balancing maintainable code with performance and delivery needs.</w:t>
-      </w:r>
-    </w:p>
-    <w:p>
-      <w:pPr>
-        <w:bidi w:val="false"/>
-        <w:spacing w:after="120" w:before="120" w:line="259.20000000000005"/>
-        <w:jc w:val="left"/>
-      </w:pPr>
-      <w:r>
-        <w:rPr>
-          <w:rFonts w:ascii="Aptos" w:cs="Aptos" w:eastAsia="Aptos" w:hAnsi="Aptos"/>
-          <w:color w:val="000000"/>
-          <w:sz w:val="24"/>
-          <w:szCs w:val="24"/>
-          <w:rtl w:val="false"/>
-        </w:rPr>
-        <w:t xml:space="preserve">My recent work also includes event-driven and cloud-oriented systems. At CRURATED, I built event analytics infrastructure with versioned schemas, webhooks, retries and observability. Earlier at Hyprr, I helped define microservice and serverless architecture while taking a product from prototype to closed beta.</w:t>
-      </w:r>
-    </w:p>
-    <w:p>
-      <w:pPr>
-        <w:bidi w:val="false"/>
-        <w:spacing w:after="120" w:before="120" w:line="259.20000000000005"/>
-        <w:jc w:val="left"/>
-      </w:pPr>
-      <w:r>
-        <w:rPr>
-          <w:rFonts w:ascii="Aptos" w:cs="Aptos" w:eastAsia="Aptos" w:hAnsi="Aptos"/>
-          <w:color w:val="000000"/>
-          <w:sz w:val="24"/>
-          <w:szCs w:val="24"/>
-          <w:rtl w:val="false"/>
-        </w:rPr>
-        <w:t xml:space="preserve">Watuppa's focus on advanced cloud and serverless solutions, from high-traffic applications to business products, is well aligned with the systems I enjoy building. I would value the opportunity to contribute clear, maintainable PHP code and collaborate with your team.</w:t>
+        <w:t xml:space="preserve">I am applying for the Back-end PHP Developer role at Watuppa. I bring more than fifteen years of experience in backend engineering across PHP and Go, including Laravel, Symfony, MySQL, AWS, APIs, queues, monitoring, and production reliability. Watuppa's confirmed focus on cloud/serverless solutions and advanced digital products is a strong context for the platform and operational work I have delivered.</w:t>
+      </w:r>
+    </w:p>
+    <w:p>
+      <w:pPr>
+        <w:bidi w:val="false"/>
+        <w:spacing w:after="120" w:before="120" w:line="259.20000000000005"/>
+        <w:jc w:val="left"/>
+      </w:pPr>
+      <w:r>
+        <w:rPr>
+          <w:rFonts w:ascii="Aptos" w:cs="Aptos" w:eastAsia="Aptos" w:hAnsi="Aptos"/>
+          <w:color w:val="000000"/>
+          <w:sz w:val="24"/>
+          <w:szCs w:val="24"/>
+          <w:rtl w:val="false"/>
+        </w:rPr>
+        <w:t xml:space="preserve">At airSlate, I worked on PHP backend services where API behavior, database stability, and release discipline were important. I investigated API and query bottlenecks, helped move managed services from ECS to Kubernetes, and developed a Laravel/Symfony-based logging package. I also worked with Helm, GitHub Actions, and ArgoCD delivery workflows. This experience supports the clear, maintainable code and cloud-oriented collaboration that your posting describes.</w:t>
+      </w:r>
+    </w:p>
+    <w:p>
+      <w:pPr>
+        <w:bidi w:val="false"/>
+        <w:spacing w:after="120" w:before="120" w:line="259.20000000000005"/>
+        <w:jc w:val="left"/>
+      </w:pPr>
+      <w:r>
+        <w:rPr>
+          <w:rFonts w:ascii="Aptos" w:cs="Aptos" w:eastAsia="Aptos" w:hAnsi="Aptos"/>
+          <w:color w:val="000000"/>
+          <w:sz w:val="24"/>
+          <w:szCs w:val="24"/>
+          <w:rtl w:val="false"/>
+        </w:rPr>
+        <w:t xml:space="preserve">At CRURATED, in a concurrent part-time PHP consulting engagement, I architected event analytics infrastructure with versioned schemas, routing, retries, and observability. That is a complementary example of backend design for evolving systems: new event types could be added through modular design while delivery to downstream services remained observable and resilient.</w:t>
+      </w:r>
+    </w:p>
+    <w:p>
+      <w:pPr>
+        <w:bidi w:val="false"/>
+        <w:spacing w:after="120" w:before="120" w:line="259.20000000000005"/>
+        <w:jc w:val="left"/>
+      </w:pPr>
+      <w:r>
+        <w:rPr>
+          <w:rFonts w:ascii="Aptos" w:cs="Aptos" w:eastAsia="Aptos" w:hAnsi="Aptos"/>
+          <w:color w:val="000000"/>
+          <w:sz w:val="24"/>
+          <w:szCs w:val="24"/>
+          <w:rtl w:val="false"/>
+        </w:rPr>
+        <w:t xml:space="preserve">I am particularly interested in learning how Watuppa applies cloud/serverless architecture across high-traffic applications, ecommerce, dashboards, and business-process systems. I would welcome a practical discussion of how the core PHP responsibilities interact with the wider web, data, and serverless stack, and where my AWS and event-driven experience would contribute first.</w:t>
+      </w:r>
+    </w:p>
+    <w:p>
+      <w:pPr>
+        <w:bidi w:val="false"/>
+        <w:spacing w:after="120" w:before="120" w:line="259.20000000000005"/>
+        <w:jc w:val="left"/>
+      </w:pPr>
+      <w:r>
+        <w:rPr>
+          <w:rFonts w:ascii="Aptos" w:cs="Aptos" w:eastAsia="Aptos" w:hAnsi="Aptos"/>
+          <w:color w:val="000000"/>
+          <w:sz w:val="24"/>
+          <w:szCs w:val="24"/>
+          <w:rtl w:val="false"/>
+        </w:rPr>
+        <w:t xml:space="preserve">I would bring a careful approach to documentation, peer collaboration, and incremental improvement of existing systems while learning the particular technical choices behind Watuppa’s products.</w:t>
+      </w:r>
+    </w:p>
+    <w:p>
+      <w:pPr>
+        <w:bidi w:val="false"/>
+        <w:spacing w:after="120" w:before="120" w:line="259.20000000000005"/>
+        <w:jc w:val="left"/>
+      </w:pPr>
+      <w:r>
+        <w:rPr>
+          <w:rFonts w:ascii="Aptos" w:cs="Aptos" w:eastAsia="Aptos" w:hAnsi="Aptos"/>
+          <w:color w:val="000000"/>
+          <w:sz w:val="24"/>
+          <w:szCs w:val="24"/>
+          <w:rtl w:val="false"/>
+        </w:rPr>
+        <w:t xml:space="preserve">I value transparent technical trade-offs and dependable follow-through.</w:t>
+      </w:r>
+    </w:p>
+    <w:p>
+      <w:pPr>
+        <w:bidi w:val="false"/>
+        <w:spacing w:after="120" w:before="120" w:line="259.20000000000005"/>
+        <w:jc w:val="left"/>
+      </w:pPr>
+      <w:r>
+        <w:rPr>
+          <w:rFonts w:ascii="Aptos" w:cs="Aptos" w:eastAsia="Aptos" w:hAnsi="Aptos"/>
+          <w:color w:val="000000"/>
+          <w:sz w:val="24"/>
+          <w:szCs w:val="24"/>
+          <w:rtl w:val="false"/>
+        </w:rPr>
+        <w:t xml:space="preserve">My PHP, Laravel/Symfony, MySQL, AWS, and reliability background aligns with the role's core requirements. I would welcome a discussion of the team’s current stack, the balance of legacy and new work, and how I could contribute to maintainable backend delivery.</w:t>
       </w:r>
     </w:p>
     <w:p>
